--- a/Bai2.docx
+++ b/Bai2.docx
@@ -33,11 +33,10 @@
       </w:r>
     </w:p>
     <w:p>
-      <w:r>
-        <w:rPr>
-          <w:i/>
-          <w:iCs/>
-        </w:rPr>
+      <w:pPr>
+        <w:ind w:left="720"/>
+      </w:pPr>
+      <w:r>
         <w:t>"Là một quản lý phòng khám, tôi muốn tự cập nhật giá các gói khám trên hệ thống, để chủ động quản lý thông tin bảng giá kịp thời và chính xác."</w:t>
       </w:r>
     </w:p>
@@ -130,115 +129,6 @@
           <w:b/>
           <w:bCs/>
         </w:rPr>
-        <w:t>Bước 2. Viết phần Then cho 2 Acceptance Criteria (AC) của R5</w:t>
-      </w:r>
-    </w:p>
-    <w:p>
-      <w:pPr>
-        <w:numPr>
-          <w:ilvl w:val="0"/>
-          <w:numId w:val="2"/>
-        </w:numPr>
-      </w:pPr>
-      <w:r>
-        <w:rPr>
-          <w:b/>
-          <w:bCs/>
-        </w:rPr>
-        <w:t>AC 1 (Thành công):</w:t>
-      </w:r>
-    </w:p>
-    <w:p>
-      <w:r>
-        <w:rPr>
-          <w:b/>
-          <w:bCs/>
-        </w:rPr>
-        <w:t>Given</w:t>
-      </w:r>
-      <w:r>
-        <w:t xml:space="preserve"> quản lý phòng khám đã đăng nhập, </w:t>
-      </w:r>
-      <w:r>
-        <w:rPr>
-          <w:b/>
-          <w:bCs/>
-        </w:rPr>
-        <w:t>When</w:t>
-      </w:r>
-      <w:r>
-        <w:t xml:space="preserve"> nhập giá mới hợp lệ cho một gói khám rồi nhấn "Lưu", </w:t>
-      </w:r>
-      <w:r>
-        <w:rPr>
-          <w:b/>
-          <w:bCs/>
-        </w:rPr>
-        <w:t>Then</w:t>
-      </w:r>
-      <w:r>
-        <w:t xml:space="preserve"> hệ thống hiển thị thông báo "Cập nhật giá thành công", đồng thời giá mới của gói khám được lưu vào cơ sở dữ liệu và hiển thị ngay lập tức tới bệnh nhân trên ứng dụng.</w:t>
-      </w:r>
-    </w:p>
-    <w:p>
-      <w:pPr>
-        <w:numPr>
-          <w:ilvl w:val="0"/>
-          <w:numId w:val="2"/>
-        </w:numPr>
-      </w:pPr>
-      <w:r>
-        <w:rPr>
-          <w:b/>
-          <w:bCs/>
-        </w:rPr>
-        <w:t>AC 2 (Thất bại / Validation error):</w:t>
-      </w:r>
-    </w:p>
-    <w:p>
-      <w:r>
-        <w:rPr>
-          <w:b/>
-          <w:bCs/>
-        </w:rPr>
-        <w:t>Given</w:t>
-      </w:r>
-      <w:r>
-        <w:t xml:space="preserve"> quản lý để trống ô giá, </w:t>
-      </w:r>
-      <w:r>
-        <w:rPr>
-          <w:b/>
-          <w:bCs/>
-        </w:rPr>
-        <w:t>When</w:t>
-      </w:r>
-      <w:r>
-        <w:t xml:space="preserve"> nhấn "Lưu", </w:t>
-      </w:r>
-      <w:r>
-        <w:rPr>
-          <w:b/>
-          <w:bCs/>
-        </w:rPr>
-        <w:t>Then</w:t>
-      </w:r>
-      <w:r>
-        <w:t xml:space="preserve"> hệ thống không lưu dữ liệu, hiển thị thông báo lỗi ngay dưới ô nhập liệu "Giá gói khám không được để trống" và giữ nguyên giao diện để người dùng nhập lại.</w:t>
-      </w:r>
-    </w:p>
-    <w:p>
-      <w:pPr>
-        <w:rPr>
-          <w:b/>
-          <w:bCs/>
-        </w:rPr>
-      </w:pPr>
-      <w:r>
-        <w:rPr>
-          <w:b/>
-          <w:bCs/>
-        </w:rPr>
         <w:t>Bước 3. Thẻ R5 đã sẵn sàng chuyển sang "Ready for Sprint" chưa?</w:t>
       </w:r>
     </w:p>
@@ -267,17 +157,7 @@
         <w:t>CHƯA ĐƯỢC</w:t>
       </w:r>
       <w:r>
-        <w:t xml:space="preserve"> kéo sang cột </w:t>
-      </w:r>
-      <w:r>
-        <w:rPr>
-          <w:i/>
-          <w:iCs/>
-        </w:rPr>
-        <w:t>"Ready for Sprint"</w:t>
-      </w:r>
-      <w:r>
-        <w:t>.</w:t>
+        <w:t xml:space="preserve"> kéo sang cột "Ready for Sprint".</w:t>
       </w:r>
     </w:p>
     <w:p>
@@ -292,7 +172,23 @@
           <w:b/>
           <w:bCs/>
         </w:rPr>
-        <w:t>Lý do:</w:t>
+        <w:t xml:space="preserve">Lý </w:t>
+      </w:r>
+      <w:proofErr w:type="gramStart"/>
+      <w:r>
+        <w:rPr>
+          <w:b/>
+          <w:bCs/>
+        </w:rPr>
+        <w:t>do</w:t>
+      </w:r>
+      <w:proofErr w:type="gramEnd"/>
+      <w:r>
+        <w:rPr>
+          <w:b/>
+          <w:bCs/>
+        </w:rPr>
+        <w:t>:</w:t>
       </w:r>
     </w:p>
     <w:p>
@@ -387,7 +283,6 @@
         </w:numPr>
       </w:pPr>
       <w:r>
-        <w:lastRenderedPageBreak/>
         <w:t xml:space="preserve">Đủ nhỏ để làm xong trong 1 Sprint: </w:t>
       </w:r>
       <w:r>
@@ -409,14 +304,7 @@
         </w:numPr>
       </w:pPr>
       <w:r>
-        <w:rPr>
-          <w:i/>
-          <w:iCs/>
-        </w:rPr>
-        <w:t>Nguyên tắc Scrum:</w:t>
-      </w:r>
-      <w:r>
-        <w:t xml:space="preserve"> PO không được tự ý kéo thẻ vào "Ready for Sprint" khi Dev Team chưa tham gia ước lượng và xác nhận độ sẵn sàng.</w:t>
+        <w:t>Nguyên tắc Scrum: PO không được tự ý kéo thẻ vào "Ready for Sprint" khi Dev Team chưa tham gia ước lượng và xác nhận độ sẵn sàng.</w:t>
       </w:r>
     </w:p>
     <w:p>
@@ -482,14 +370,7 @@
         <w:t>Mô tả (Description):</w:t>
       </w:r>
       <w:r>
-        <w:t xml:space="preserve"> </w:t>
-      </w:r>
-      <w:r>
-        <w:rPr>
-          <w:i/>
-          <w:iCs/>
-        </w:rPr>
-        <w:t>(Bao gồm User Story và các AC ở Bước 1 &amp; Bước 2)</w:t>
+        <w:t xml:space="preserve"> (Bao gồm User Story và các AC ở Bước 1 &amp; Bước 2)</w:t>
       </w:r>
     </w:p>
     <w:p>
@@ -532,6 +413,7 @@
           <w:b/>
           <w:bCs/>
         </w:rPr>
+        <w:lastRenderedPageBreak/>
         <w:t>Người phụ trách (Assignees):</w:t>
       </w:r>
     </w:p>
@@ -687,14 +569,7 @@
         </w:numPr>
       </w:pPr>
       <w:r>
-        <w:rPr>
-          <w:i/>
-          <w:iCs/>
-        </w:rPr>
-        <w:t>Quy ước Trello/Scrum:</w:t>
-      </w:r>
-      <w:r>
-        <w:t xml:space="preserve"> Thứ tự thẻ từ trên xuống dưới phản ánh mức độ ưu tiên giảm dần.</w:t>
+        <w:t>Quy ước Trello/Scrum: Thứ tự thẻ từ trên xuống dưới phản ánh mức độ ưu tiên giảm dần.</w:t>
       </w:r>
     </w:p>
     <w:p/>
